--- a/PromptHalo/policies/02-POL-CODE-OF-CONDUCT.docx
+++ b/PromptHalo/policies/02-POL-CODE-OF-CONDUCT.docx
@@ -1382,8 +1382,19 @@
                 <w:sz w:val="20"/>
                 <w:szCs w:val="20"/>
               </w:rPr>
-              <w:t>Madhuri Chandoor</w:t>
+              <w:t xml:space="preserve">Madhuri </w:t>
             </w:r>
+            <w:proofErr w:type="spellStart"/>
+            <w:r>
+              <w:rPr>
+                <w:b/>
+                <w:color w:val="404040" w:themeColor="text1" w:themeTint="BF"/>
+                <w:sz w:val="20"/>
+                <w:szCs w:val="20"/>
+              </w:rPr>
+              <w:t>Chandoor</w:t>
+            </w:r>
+            <w:proofErr w:type="spellEnd"/>
           </w:p>
         </w:tc>
         <w:tc>
@@ -1757,6 +1768,16 @@
         <w:spacing w:before="360" w:after="160"/>
         <w:rPr>
           <w:rStyle w:val="Strong"/>
+          <w:caps/>
+        </w:rPr>
+      </w:pPr>
+    </w:p>
+    <w:p>
+      <w:pPr>
+        <w:suppressLineNumbers/>
+        <w:spacing w:before="360" w:after="160"/>
+        <w:rPr>
+          <w:rStyle w:val="Strong"/>
         </w:rPr>
       </w:pPr>
       <w:r>
@@ -1764,6 +1785,7 @@
           <w:rStyle w:val="Strong"/>
           <w:caps/>
         </w:rPr>
+        <w:lastRenderedPageBreak/>
         <w:t>DOCUMENT VALIDITY</w:t>
       </w:r>
     </w:p>
@@ -1778,7 +1800,6 @@
         <w:rPr>
           <w:color w:val="404040" w:themeColor="text1" w:themeTint="BF"/>
         </w:rPr>
-        <w:lastRenderedPageBreak/>
         <w:t>This document is valid only in its published electronic form in the PromptHalo Technologies policy repository. Printed or locally saved copies are uncontrolled and must be verified against the published version before use. This document is classified Internal and may not be distributed outside PromptHalo Technologies or its authorized clients without the written approval of the Security Officer.</w:t>
       </w:r>
     </w:p>
@@ -3575,21 +3596,7 @@
           <w:b/>
           <w:color w:val="404040" w:themeColor="text1" w:themeTint="BF"/>
         </w:rPr>
-        <w:t>Bring Your Own Device (</w:t>
-      </w:r>
-      <w:r>
-        <w:rPr>
-          <w:b/>
-          <w:color w:val="404040" w:themeColor="text1" w:themeTint="BF"/>
-        </w:rPr>
-        <w:t>BYOD</w:t>
-      </w:r>
-      <w:r>
-        <w:rPr>
-          <w:b/>
-          <w:color w:val="404040" w:themeColor="text1" w:themeTint="BF"/>
-        </w:rPr>
-        <w:t>)</w:t>
+        <w:t>Bring Your Own Device (BYOD)</w:t>
       </w:r>
       <w:r>
         <w:rPr>
@@ -4217,7 +4224,67 @@
         <w:rPr>
           <w:color w:val="404040" w:themeColor="text1" w:themeTint="BF"/>
         </w:rPr>
-        <w:t xml:space="preserve">Personnel shall promptly disclose in writing to the Security Officer any financial or business interest in, or relationship with, a vendor, competitor, or client of the Company. This includes ownership interests, board or advisory positions, paid engagements, and close personal relationships with vendor or client personnel involved in Company engagements. Personnel work part-time and routine outside employment unconnected to the Company's vendors, competitors and clients need not be disclosed; where such employment later comes to involve one of them, it shall be disclosed at that point.  </w:t>
+        <w:t xml:space="preserve">Personnel shall promptly disclose </w:t>
+      </w:r>
+      <w:r>
+        <w:rPr>
+          <w:color w:val="404040" w:themeColor="text1" w:themeTint="BF"/>
+        </w:rPr>
+        <w:t xml:space="preserve">preferably </w:t>
+      </w:r>
+      <w:r>
+        <w:rPr>
+          <w:color w:val="404040" w:themeColor="text1" w:themeTint="BF"/>
+        </w:rPr>
+        <w:t xml:space="preserve">in writing to the </w:t>
+      </w:r>
+      <w:r>
+        <w:rPr>
+          <w:color w:val="404040" w:themeColor="text1" w:themeTint="BF"/>
+        </w:rPr>
+        <w:t>Accountable Party</w:t>
+      </w:r>
+      <w:r>
+        <w:rPr>
+          <w:color w:val="404040" w:themeColor="text1" w:themeTint="BF"/>
+        </w:rPr>
+        <w:t xml:space="preserve"> any </w:t>
+      </w:r>
+      <w:r>
+        <w:rPr>
+          <w:color w:val="404040" w:themeColor="text1" w:themeTint="BF"/>
+        </w:rPr>
+        <w:t xml:space="preserve">competing </w:t>
+      </w:r>
+      <w:r>
+        <w:rPr>
+          <w:color w:val="404040" w:themeColor="text1" w:themeTint="BF"/>
+        </w:rPr>
+        <w:t xml:space="preserve">financial or business interest in, or relationship with, a vendor, competitor, or client of the Company. This </w:t>
+      </w:r>
+      <w:r>
+        <w:rPr>
+          <w:color w:val="404040" w:themeColor="text1" w:themeTint="BF"/>
+        </w:rPr>
+        <w:t xml:space="preserve">may </w:t>
+      </w:r>
+      <w:r>
+        <w:rPr>
+          <w:color w:val="404040" w:themeColor="text1" w:themeTint="BF"/>
+        </w:rPr>
+        <w:t xml:space="preserve">include ownership interests, board or advisory positions, paid engagements, and close personal relationships with vendor or client personnel involved in </w:t>
+      </w:r>
+      <w:r>
+        <w:rPr>
+          <w:color w:val="404040" w:themeColor="text1" w:themeTint="BF"/>
+        </w:rPr>
+        <w:t xml:space="preserve">the competing </w:t>
+      </w:r>
+      <w:r>
+        <w:rPr>
+          <w:color w:val="404040" w:themeColor="text1" w:themeTint="BF"/>
+        </w:rPr>
+        <w:t xml:space="preserve">Company engagements. Personnel work part-time and routine outside employment unconnected to the Company's vendors, competitors and clients need not be disclosed; where such employment later comes to involve one of them, it shall be disclosed at that point.  </w:t>
       </w:r>
       <w:r>
         <w:rPr>
@@ -4898,7 +4965,19 @@
         <w:rPr>
           <w:color w:val="404040" w:themeColor="text1" w:themeTint="BF"/>
         </w:rPr>
-        <w:t>Personnel may use their own laptops, tablets and phones for Company and client work. The Company does not require a personal device to be enrolled in central device management</w:t>
+        <w:t xml:space="preserve">Personnel may use their own laptops, tablets and phones for Company work. The Company does </w:t>
+      </w:r>
+      <w:r>
+        <w:rPr>
+          <w:color w:val="404040" w:themeColor="text1" w:themeTint="BF"/>
+        </w:rPr>
+        <w:t xml:space="preserve">necessarily </w:t>
+      </w:r>
+      <w:r>
+        <w:rPr>
+          <w:color w:val="404040" w:themeColor="text1" w:themeTint="BF"/>
+        </w:rPr>
+        <w:t>not require a personal device to be enrolled in central device management</w:t>
       </w:r>
       <w:r>
         <w:rPr>
@@ -5551,7 +5630,19 @@
         <w:rPr>
           <w:color w:val="404040" w:themeColor="text1" w:themeTint="BF"/>
         </w:rPr>
-        <w:t xml:space="preserve">Personnel shall promptly report suspected violations of this Code and unlawful conduct to the Security Officer or, where the concern involves the Security Officer, directly to the CEO.  </w:t>
+        <w:t xml:space="preserve">Personnel shall promptly report suspected violations of this Code and unlawful conduct to the </w:t>
+      </w:r>
+      <w:r>
+        <w:rPr>
+          <w:color w:val="404040" w:themeColor="text1" w:themeTint="BF"/>
+        </w:rPr>
+        <w:t>Accountable Party</w:t>
+      </w:r>
+      <w:r>
+        <w:rPr>
+          <w:color w:val="404040" w:themeColor="text1" w:themeTint="BF"/>
+        </w:rPr>
+        <w:t xml:space="preserve">.  </w:t>
       </w:r>
       <w:r>
         <w:rPr>
@@ -5576,7 +5667,19 @@
         <w:rPr>
           <w:color w:val="404040" w:themeColor="text1" w:themeTint="BF"/>
         </w:rPr>
-        <w:t xml:space="preserve">Concerns regarding the conduct of the Security Officer, or which a person prefers not to raise with the Security Officer, may be reported to ethics@prompthalo.com, which is delivered only to the CEO and is not accessible to the Security Officer. A report may be made without identifying the reporter. This address is the ethics reporting channel referred to in the Information Security Policy.  </w:t>
+        <w:t xml:space="preserve">Concerns regarding the conduct of the Security Officer, or which a person prefers not to raise with the Security Officer, may be reported to </w:t>
+      </w:r>
+      <w:r>
+        <w:rPr>
+          <w:color w:val="0070C0"/>
+        </w:rPr>
+        <w:t>ethics@prompthalo.com</w:t>
+      </w:r>
+      <w:r>
+        <w:rPr>
+          <w:color w:val="404040" w:themeColor="text1" w:themeTint="BF"/>
+        </w:rPr>
+        <w:t xml:space="preserve">, which is delivered only to the CEO and is not accessible to the Security Officer. A report may be made without identifying the reporter. This address is the ethics reporting channel referred to in the Information Security Policy.  </w:t>
       </w:r>
       <w:r>
         <w:rPr>
